--- a/templates/kira-sozlesmesi.docx
+++ b/templates/kira-sozlesmesi.docx
@@ -2171,7 +2171,7 @@
           <w:szCs w:val="24"/>
           <w:rtl w:val="0"/>
         </w:rPr>
-        <w:t xml:space="preserve">7-)</w:t>
+        <w:t xml:space="preserve">{{#Kefilvar}}7-)</w:t>
       </w:r>
       <w:r>
         <w:rPr>
@@ -2187,7 +2187,7 @@
           <w:szCs w:val="24"/>
           <w:rtl w:val="0"/>
         </w:rPr>
-        <w:t xml:space="preserve">Kefil {{Kefiladsoyad}} ,kefaleti müteselsil olup, kira kontratı sürecince devam eder ve kiracının iş bu sözleşme ile kiraya verene verdiği karşı sorumlu olduğu tüm edimleri içerir. Kefilin sorumluluğu, iş bu kira sözleşmesinin imzasından itibaren en fazla {{Kefilinsorumluolduguyıl}} yıl ve en fazla {{Kefilinsorumluolduguaylıkkirabedeli}}</w:t>
+        <w:t xml:space="preserve">Kefil {{Kefiladsoyad}} ,kefaleti müteselsil olup, kira kontratı sürecince devam eder ve kiracının iş bu sözleşme ile kiraya verene verdiği karşı sorumlu olduğu tüm edimleri içerir. Kefilin sorumluluğu, iş bu kira sözleşmesinin imzasından itibaren en fazla {{Kefilinsorumluolduguyıl}} yıl ve en fazla {{Kefilinsorumluoldugututar}}</w:t>
       </w:r>
     </w:p>
     <w:p>
@@ -2213,7 +2213,7 @@
           <w:szCs w:val="24"/>
           <w:rtl w:val="0"/>
         </w:rPr>
-        <w:t xml:space="preserve"> aylık kira bedeliyle sınırlıdır. (Kefil aynısını el yazısı ile yazacaktır.)</w:t>
+        <w:t xml:space="preserve"> tutarıyla sınırlıdır. (Kefil aynısını el yazısı ile yazacaktır.){{/Kefilvar}}</w:t>
       </w:r>
     </w:p>
     <w:p>
@@ -2239,7 +2239,7 @@
           <w:szCs w:val="24"/>
           <w:rtl w:val="0"/>
         </w:rPr>
-        <w:t xml:space="preserve">8-)</w:t>
+        <w:t xml:space="preserve">{{#Kefilvar}}8{{/Kefilvar}}{{^Kefilvar}}7{{/Kefilvar}}-)</w:t>
       </w:r>
       <w:r>
         <w:rPr>
@@ -2281,7 +2281,7 @@
           <w:szCs w:val="24"/>
           <w:rtl w:val="0"/>
         </w:rPr>
-        <w:t xml:space="preserve">9-)</w:t>
+        <w:t xml:space="preserve">{{#Kefilvar}}9{{/Kefilvar}}{{^Kefilvar}}8{{/Kefilvar}}-)</w:t>
       </w:r>
       <w:r>
         <w:rPr>
@@ -2322,7 +2322,7 @@
           <w:szCs w:val="24"/>
           <w:rtl w:val="0"/>
         </w:rPr>
-        <w:t xml:space="preserve">10-)Sözleşmeden doğacak uyuşmazlıklardan dolayı {{Yetkilikılınansehirmahkemesi}} mahkemeleri ve icra daireleri yetkili olacaktır.</w:t>
+        <w:t xml:space="preserve">{{#Kefilvar}}10{{/Kefilvar}}{{^Kefilvar}}9{{/Kefilvar}}-)Sözleşmeden doğacak uyuşmazlıklardan dolayı {{Yetkilikılınansehirmahkemesi}} mahkemeleri ve icra daireleri yetkili olacaktır.</w:t>
       </w:r>
     </w:p>
     <w:p>
@@ -2407,7 +2407,7 @@
           <w:szCs w:val="24"/>
           <w:rtl w:val="0"/>
         </w:rPr>
-        <w:t xml:space="preserve">İşbu Sözleşme; 20(yirmi) genel ve 10(on)özel koşuldan ibaret olup KİRACI ve KİRAYA VEREN , KEFİL tarafından tam olarak okunup anlaşıldıktan sonra </w:t>
+        <w:t xml:space="preserve">İşbu Sözleşme; 20(yirmi) genel ve {{#Kefilvar}}10(on){{/Kefilvar}}{{^Kefilvar}}9(dokuz){{/Kefilvar}}özel koşuldan ibaret olup KİRACI ve KİRAYA VEREN {{#Kefilvar}}, KEFİL {{/Kefilvar}}tarafından tam olarak okunup anlaşıldıktan sonra </w:t>
       </w:r>
       <w:r>
         <w:rPr>
@@ -2600,7 +2600,7 @@
           <w:szCs w:val="24"/>
           <w:rtl w:val="0"/>
         </w:rPr>
-        <w:t xml:space="preserve">MÜTESELSİL BORÇLU VE KEFİL </w:t>
+        <w:t xml:space="preserve">{{#Kefilvar}}MÜTESELSİL BORÇLU VE KEFİL {{/Kefilvar}}</w:t>
       </w:r>
     </w:p>
     <w:p>
